--- a/Collection Framework documentation.docx
+++ b/Collection Framework documentation.docx
@@ -633,7 +633,7 @@
     <w:p>
       <w:r>
         <w:pict w14:anchorId="15EC1464">
-          <v:rect id="_x0000_i1184" style="width:0;height:1.5pt" o:hralign="center" o:hrstd="t" o:hr="t" fillcolor="#a0a0a0" stroked="f"/>
+          <v:rect id="_x0000_i1029" style="width:0;height:1.5pt" o:hralign="center" o:hrstd="t" o:hr="t" fillcolor="#a0a0a0" stroked="f"/>
         </w:pict>
       </w:r>
     </w:p>
@@ -8555,8 +8555,8 @@
       </w:tblPr>
       <w:tblGrid>
         <w:gridCol w:w="2647"/>
-        <w:gridCol w:w="2183"/>
-        <w:gridCol w:w="2899"/>
+        <w:gridCol w:w="2315"/>
+        <w:gridCol w:w="2767"/>
         <w:gridCol w:w="1982"/>
       </w:tblGrid>
       <w:tr>
@@ -8589,7 +8589,7 @@
         </w:tc>
         <w:tc>
           <w:tcPr>
-            <w:tcW w:w="0" w:type="auto"/>
+            <w:tcW w:w="2285" w:type="dxa"/>
             <w:vAlign w:val="center"/>
             <w:hideMark/>
           </w:tcPr>
@@ -8611,7 +8611,7 @@
         </w:tc>
         <w:tc>
           <w:tcPr>
-            <w:tcW w:w="0" w:type="auto"/>
+            <w:tcW w:w="2737" w:type="dxa"/>
             <w:vAlign w:val="center"/>
             <w:hideMark/>
           </w:tcPr>
@@ -8673,7 +8673,7 @@
         </w:tc>
         <w:tc>
           <w:tcPr>
-            <w:tcW w:w="0" w:type="auto"/>
+            <w:tcW w:w="2285" w:type="dxa"/>
             <w:vAlign w:val="center"/>
             <w:hideMark/>
           </w:tcPr>
@@ -8685,7 +8685,7 @@
         </w:tc>
         <w:tc>
           <w:tcPr>
-            <w:tcW w:w="0" w:type="auto"/>
+            <w:tcW w:w="2737" w:type="dxa"/>
             <w:vAlign w:val="center"/>
             <w:hideMark/>
           </w:tcPr>
@@ -8729,7 +8729,7 @@
         </w:tc>
         <w:tc>
           <w:tcPr>
-            <w:tcW w:w="0" w:type="auto"/>
+            <w:tcW w:w="2285" w:type="dxa"/>
             <w:vAlign w:val="center"/>
             <w:hideMark/>
           </w:tcPr>
@@ -8741,7 +8741,7 @@
         </w:tc>
         <w:tc>
           <w:tcPr>
-            <w:tcW w:w="0" w:type="auto"/>
+            <w:tcW w:w="2737" w:type="dxa"/>
             <w:vAlign w:val="center"/>
             <w:hideMark/>
           </w:tcPr>
@@ -8785,7 +8785,7 @@
         </w:tc>
         <w:tc>
           <w:tcPr>
-            <w:tcW w:w="0" w:type="auto"/>
+            <w:tcW w:w="2285" w:type="dxa"/>
             <w:vAlign w:val="center"/>
             <w:hideMark/>
           </w:tcPr>
@@ -8797,7 +8797,7 @@
         </w:tc>
         <w:tc>
           <w:tcPr>
-            <w:tcW w:w="0" w:type="auto"/>
+            <w:tcW w:w="2737" w:type="dxa"/>
             <w:vAlign w:val="center"/>
             <w:hideMark/>
           </w:tcPr>
@@ -9453,7 +9453,18 @@
     </w:p>
     <w:p>
       <w:r>
-        <w:t xml:space="preserve">        Queue&lt;Integer&gt; queue = new </w:t>
+        <w:t xml:space="preserve">        </w:t>
+      </w:r>
+      <w:proofErr w:type="spellStart"/>
+      <w:r>
+        <w:t>ArrayDeque</w:t>
+      </w:r>
+      <w:proofErr w:type="spellEnd"/>
+      <w:r>
+        <w:t xml:space="preserve"> </w:t>
+      </w:r>
+      <w:r>
+        <w:t xml:space="preserve">&lt;Integer&gt; queue = new </w:t>
       </w:r>
       <w:proofErr w:type="spellStart"/>
       <w:r>
@@ -9951,13 +9962,12 @@
       <w:proofErr w:type="spellEnd"/>
       <w:proofErr w:type="gramEnd"/>
       <w:r>
-        <w:t>()</w:t>
-      </w:r>
-      <w:proofErr w:type="gramStart"/>
-      <w:r>
-        <w:t>);</w:t>
-      </w:r>
-      <w:proofErr w:type="gramEnd"/>
+        <w:t>());</w:t>
+      </w:r>
+      <w:r>
+        <w:tab/>
+        <w:t xml:space="preserve">// 10 remove </w:t>
+      </w:r>
     </w:p>
     <w:p>
       <w:r>
@@ -11049,7 +11059,7 @@
         </w:tc>
         <w:tc>
           <w:tcPr>
-            <w:tcW w:w="0" w:type="auto"/>
+            <w:tcW w:w="1856" w:type="dxa"/>
             <w:vAlign w:val="center"/>
             <w:hideMark/>
           </w:tcPr>
@@ -11071,7 +11081,7 @@
         </w:tc>
         <w:tc>
           <w:tcPr>
-            <w:tcW w:w="0" w:type="auto"/>
+            <w:tcW w:w="2767" w:type="dxa"/>
             <w:vAlign w:val="center"/>
             <w:hideMark/>
           </w:tcPr>
@@ -11123,7 +11133,7 @@
         </w:tc>
         <w:tc>
           <w:tcPr>
-            <w:tcW w:w="0" w:type="auto"/>
+            <w:tcW w:w="1856" w:type="dxa"/>
             <w:vAlign w:val="center"/>
             <w:hideMark/>
           </w:tcPr>
@@ -11135,7 +11145,7 @@
         </w:tc>
         <w:tc>
           <w:tcPr>
-            <w:tcW w:w="0" w:type="auto"/>
+            <w:tcW w:w="2767" w:type="dxa"/>
             <w:vAlign w:val="center"/>
             <w:hideMark/>
           </w:tcPr>
@@ -11179,7 +11189,7 @@
         </w:tc>
         <w:tc>
           <w:tcPr>
-            <w:tcW w:w="0" w:type="auto"/>
+            <w:tcW w:w="1856" w:type="dxa"/>
             <w:vAlign w:val="center"/>
             <w:hideMark/>
           </w:tcPr>
@@ -11191,7 +11201,7 @@
         </w:tc>
         <w:tc>
           <w:tcPr>
-            <w:tcW w:w="0" w:type="auto"/>
+            <w:tcW w:w="2767" w:type="dxa"/>
             <w:vAlign w:val="center"/>
             <w:hideMark/>
           </w:tcPr>
@@ -11233,7 +11243,7 @@
         </w:tc>
         <w:tc>
           <w:tcPr>
-            <w:tcW w:w="0" w:type="auto"/>
+            <w:tcW w:w="1856" w:type="dxa"/>
             <w:vAlign w:val="center"/>
             <w:hideMark/>
           </w:tcPr>
@@ -11245,7 +11255,7 @@
         </w:tc>
         <w:tc>
           <w:tcPr>
-            <w:tcW w:w="0" w:type="auto"/>
+            <w:tcW w:w="2767" w:type="dxa"/>
             <w:vAlign w:val="center"/>
             <w:hideMark/>
           </w:tcPr>
@@ -11597,13 +11607,12 @@
       </w:r>
       <w:proofErr w:type="gramEnd"/>
       <w:r>
-        <w:t>)</w:t>
-      </w:r>
-      <w:proofErr w:type="gramStart"/>
-      <w:r>
-        <w:t>);</w:t>
-      </w:r>
-      <w:proofErr w:type="gramEnd"/>
+        <w:t>));</w:t>
+      </w:r>
+      <w:r>
+        <w:tab/>
+        <w:t xml:space="preserve">// display 30 as well as remove </w:t>
+      </w:r>
     </w:p>
     <w:p>
       <w:r>
@@ -11625,13 +11634,20 @@
       <w:proofErr w:type="spellEnd"/>
       <w:proofErr w:type="gramEnd"/>
       <w:r>
-        <w:t>()</w:t>
-      </w:r>
-      <w:proofErr w:type="gramStart"/>
-      <w:r>
-        <w:t>);</w:t>
-      </w:r>
-      <w:proofErr w:type="gramEnd"/>
+        <w:t>());</w:t>
+      </w:r>
+      <w:r>
+        <w:tab/>
+        <w:t xml:space="preserve">// it </w:t>
+      </w:r>
+      <w:proofErr w:type="gramStart"/>
+      <w:r>
+        <w:t>display</w:t>
+      </w:r>
+      <w:proofErr w:type="gramEnd"/>
+      <w:r>
+        <w:t xml:space="preserve"> 20 but not remove </w:t>
+      </w:r>
     </w:p>
     <w:p>
       <w:r>

--- a/Collection Framework documentation.docx
+++ b/Collection Framework documentation.docx
@@ -14874,7 +14874,13 @@
     </w:p>
     <w:p>
       <w:r>
-        <w:t xml:space="preserve">        Set&lt;Integer&gt; set = new </w:t>
+        <w:t xml:space="preserve">        Set&lt;</w:t>
+      </w:r>
+      <w:r>
+        <w:t>Integer</w:t>
+      </w:r>
+      <w:r>
+        <w:t xml:space="preserve">&gt; set = new </w:t>
       </w:r>
       <w:proofErr w:type="spellStart"/>
       <w:r>
@@ -15437,8 +15443,6 @@
         <w:t>Sorted unique elements required</w:t>
       </w:r>
     </w:p>
-    <w:p/>
-    <w:p/>
     <w:p>
       <w:pPr>
         <w:rPr>
@@ -15739,7 +15743,6 @@
     </w:p>
     <w:p>
       <w:r>
-        <w:lastRenderedPageBreak/>
         <w:pict w14:anchorId="1B535F09">
           <v:rect id="_x0000_i1114" style="width:0;height:1.5pt" o:hralign="center" o:hrstd="t" o:hr="t" fillcolor="#a0a0a0" stroked="f"/>
         </w:pict>
@@ -15772,6 +15775,7 @@
           <w:b/>
           <w:bCs/>
         </w:rPr>
+        <w:lastRenderedPageBreak/>
         <w:t>Insertion / Update</w:t>
       </w:r>
     </w:p>
@@ -15790,6 +15794,17 @@
       <w:r>
         <w:t>K key, V value)</w:t>
       </w:r>
+      <w:r>
+        <w:tab/>
+      </w:r>
+      <w:r>
+        <w:tab/>
+        <w:t>1, “Raj”,</w:t>
+      </w:r>
+      <w:r>
+        <w:tab/>
+        <w:t>1, “Ravi”</w:t>
+      </w:r>
     </w:p>
     <w:p>
       <w:pPr>
@@ -15810,6 +15825,9 @@
       <w:proofErr w:type="gramEnd"/>
       <w:r>
         <w:t>K key, V value)</w:t>
+      </w:r>
+      <w:r>
+        <w:tab/>
       </w:r>
     </w:p>
     <w:p>
@@ -16457,7 +16475,6 @@
           <w:b/>
           <w:bCs/>
         </w:rPr>
-        <w:lastRenderedPageBreak/>
         <w:t>Characteristics</w:t>
       </w:r>
     </w:p>
@@ -16480,6 +16497,7 @@
         </w:numPr>
       </w:pPr>
       <w:r>
+        <w:lastRenderedPageBreak/>
         <w:t xml:space="preserve">Allows </w:t>
       </w:r>
       <w:r>
@@ -16862,7 +16880,6 @@
           <w:b/>
           <w:bCs/>
         </w:rPr>
-        <w:lastRenderedPageBreak/>
         <w:t>LinkedHashMap</w:t>
       </w:r>
       <w:proofErr w:type="spellEnd"/>
@@ -16897,6 +16914,7 @@
         </w:numPr>
       </w:pPr>
       <w:r>
+        <w:lastRenderedPageBreak/>
         <w:t>Maintains insertion order</w:t>
       </w:r>
     </w:p>
@@ -17261,7 +17279,6 @@
         </w:numPr>
       </w:pPr>
       <w:r>
-        <w:lastRenderedPageBreak/>
         <w:t>Sorted by key (natural order or comparator)</w:t>
       </w:r>
     </w:p>
@@ -17284,6 +17301,7 @@
         </w:numPr>
       </w:pPr>
       <w:r>
+        <w:lastRenderedPageBreak/>
         <w:t>Slower than HashMap</w:t>
       </w:r>
     </w:p>
@@ -17672,7 +17690,6 @@
           <w:b/>
           <w:bCs/>
         </w:rPr>
-        <w:lastRenderedPageBreak/>
         <w:t>Use Cases</w:t>
       </w:r>
     </w:p>
@@ -17699,6 +17716,7 @@
           <w:b/>
           <w:bCs/>
         </w:rPr>
+        <w:lastRenderedPageBreak/>
         <w:t>Example</w:t>
       </w:r>
     </w:p>
@@ -18248,7 +18266,6 @@
         </w:numPr>
       </w:pPr>
       <w:r>
-        <w:lastRenderedPageBreak/>
         <w:t>Sorted keys required</w:t>
       </w:r>
     </w:p>
@@ -18280,6 +18297,7 @@
         </w:numPr>
       </w:pPr>
       <w:r>
+        <w:lastRenderedPageBreak/>
         <w:t xml:space="preserve">Use </w:t>
       </w:r>
       <w:proofErr w:type="spellStart"/>
@@ -18590,7 +18608,13 @@
       </w:r>
       <w:proofErr w:type="spellEnd"/>
       <w:r>
-        <w:t xml:space="preserve"> is called fail-fast</w:t>
+        <w:t xml:space="preserve"> is </w:t>
+      </w:r>
+      <w:r>
+        <w:rPr>
+          <w:highlight w:val="yellow"/>
+        </w:rPr>
+        <w:t>called fail-fast</w:t>
       </w:r>
     </w:p>
     <w:p>
@@ -18625,7 +18649,6 @@
       <w:proofErr w:type="spellStart"/>
       <w:proofErr w:type="gramStart"/>
       <w:r>
-        <w:lastRenderedPageBreak/>
         <w:t>hasNext</w:t>
       </w:r>
       <w:proofErr w:type="spellEnd"/>
@@ -18662,6 +18685,7 @@
       </w:pPr>
       <w:proofErr w:type="gramStart"/>
       <w:r>
+        <w:lastRenderedPageBreak/>
         <w:t>remove(</w:t>
       </w:r>
       <w:proofErr w:type="gramEnd"/>
@@ -19014,7 +19038,6 @@
         </w:numPr>
       </w:pPr>
       <w:r>
-        <w:lastRenderedPageBreak/>
         <w:t>It allows adding, updating, and replacing elements during iteration</w:t>
       </w:r>
     </w:p>
@@ -19031,6 +19054,7 @@
     </w:p>
     <w:p>
       <w:r>
+        <w:lastRenderedPageBreak/>
         <w:pict w14:anchorId="7D13BC27">
           <v:rect id="_x0000_i1129" style="width:0;height:1.5pt" o:hralign="center" o:hrstd="t" o:hr="t" fillcolor="#a0a0a0" stroked="f"/>
         </w:pict>
@@ -19428,7 +19452,6 @@
         </w:numPr>
       </w:pPr>
       <w:r>
-        <w:lastRenderedPageBreak/>
         <w:t>Iterator supports forward traversal only</w:t>
       </w:r>
     </w:p>
@@ -19456,6 +19479,7 @@
         </w:numPr>
       </w:pPr>
       <w:r>
+        <w:lastRenderedPageBreak/>
         <w:t>Iterator works with all collections</w:t>
       </w:r>
     </w:p>
@@ -19547,6 +19571,9 @@
       </w:r>
       <w:proofErr w:type="spellStart"/>
       <w:r>
+        <w:rPr>
+          <w:highlight w:val="yellow"/>
+        </w:rPr>
         <w:t>ConcurrentModificationException</w:t>
       </w:r>
       <w:proofErr w:type="spellEnd"/>
@@ -19720,22 +19747,37 @@
     <w:p>
       <w:proofErr w:type="spellStart"/>
       <w:r>
+        <w:rPr>
+          <w:highlight w:val="yellow"/>
+        </w:rPr>
         <w:t>CopyOnWriteArrayList</w:t>
       </w:r>
       <w:proofErr w:type="spellEnd"/>
       <w:r>
+        <w:rPr>
+          <w:highlight w:val="yellow"/>
+        </w:rPr>
         <w:t xml:space="preserve">&lt;Integer&gt; list = new </w:t>
       </w:r>
       <w:proofErr w:type="spellStart"/>
       <w:r>
+        <w:rPr>
+          <w:highlight w:val="yellow"/>
+        </w:rPr>
         <w:t>CopyOnWriteArrayList</w:t>
       </w:r>
       <w:proofErr w:type="spellEnd"/>
       <w:r>
+        <w:rPr>
+          <w:highlight w:val="yellow"/>
+        </w:rPr>
         <w:t>&lt;</w:t>
       </w:r>
       <w:proofErr w:type="gramStart"/>
       <w:r>
+        <w:rPr>
+          <w:highlight w:val="yellow"/>
+        </w:rPr>
         <w:t>&gt;();</w:t>
       </w:r>
       <w:proofErr w:type="gramEnd"/>
@@ -19780,77 +19822,78 @@
       </w:r>
       <w:proofErr w:type="gramEnd"/>
     </w:p>
+    <w:p>
+      <w:r>
+        <w:t xml:space="preserve">for (Integer </w:t>
+      </w:r>
+      <w:proofErr w:type="spellStart"/>
+      <w:proofErr w:type="gramStart"/>
+      <w:r>
+        <w:t>i</w:t>
+      </w:r>
+      <w:proofErr w:type="spellEnd"/>
+      <w:r>
+        <w:t xml:space="preserve"> :</w:t>
+      </w:r>
+      <w:proofErr w:type="gramEnd"/>
+      <w:r>
+        <w:t xml:space="preserve"> list) {</w:t>
+      </w:r>
+    </w:p>
+    <w:p>
+      <w:r>
+        <w:t xml:space="preserve">    </w:t>
+      </w:r>
+      <w:proofErr w:type="spellStart"/>
+      <w:proofErr w:type="gramStart"/>
+      <w:r>
+        <w:t>list.add</w:t>
+      </w:r>
+      <w:proofErr w:type="spellEnd"/>
+      <w:r>
+        <w:t>(</w:t>
+      </w:r>
+      <w:proofErr w:type="gramEnd"/>
+      <w:r>
+        <w:t>3</w:t>
+      </w:r>
+      <w:proofErr w:type="gramStart"/>
+      <w:r>
+        <w:t>);</w:t>
+      </w:r>
+      <w:proofErr w:type="gramEnd"/>
+    </w:p>
+    <w:p>
+      <w:r>
+        <w:t xml:space="preserve">    </w:t>
+      </w:r>
+      <w:proofErr w:type="spellStart"/>
+      <w:r>
+        <w:t>System.out.println</w:t>
+      </w:r>
+      <w:proofErr w:type="spellEnd"/>
+      <w:r>
+        <w:t>(</w:t>
+      </w:r>
+      <w:proofErr w:type="spellStart"/>
+      <w:r>
+        <w:t>i</w:t>
+      </w:r>
+      <w:proofErr w:type="spellEnd"/>
+      <w:proofErr w:type="gramStart"/>
+      <w:r>
+        <w:t>);</w:t>
+      </w:r>
+      <w:proofErr w:type="gramEnd"/>
+    </w:p>
+    <w:p>
+      <w:r>
+        <w:t>}</w:t>
+      </w:r>
+    </w:p>
     <w:p/>
-    <w:p>
-      <w:r>
-        <w:t xml:space="preserve">for (Integer </w:t>
-      </w:r>
-      <w:proofErr w:type="spellStart"/>
-      <w:proofErr w:type="gramStart"/>
-      <w:r>
-        <w:t>i</w:t>
-      </w:r>
-      <w:proofErr w:type="spellEnd"/>
-      <w:r>
-        <w:t xml:space="preserve"> :</w:t>
-      </w:r>
-      <w:proofErr w:type="gramEnd"/>
-      <w:r>
-        <w:t xml:space="preserve"> list) {</w:t>
-      </w:r>
-    </w:p>
-    <w:p>
-      <w:r>
-        <w:t xml:space="preserve">    </w:t>
-      </w:r>
-      <w:proofErr w:type="spellStart"/>
-      <w:proofErr w:type="gramStart"/>
-      <w:r>
-        <w:t>list.add</w:t>
-      </w:r>
-      <w:proofErr w:type="spellEnd"/>
-      <w:r>
-        <w:t>(</w:t>
-      </w:r>
-      <w:proofErr w:type="gramEnd"/>
-      <w:r>
-        <w:t>3</w:t>
-      </w:r>
-      <w:proofErr w:type="gramStart"/>
-      <w:r>
-        <w:t>);</w:t>
-      </w:r>
-      <w:proofErr w:type="gramEnd"/>
-    </w:p>
-    <w:p>
-      <w:r>
-        <w:t xml:space="preserve">    </w:t>
-      </w:r>
-      <w:proofErr w:type="spellStart"/>
-      <w:r>
-        <w:t>System.out.println</w:t>
-      </w:r>
-      <w:proofErr w:type="spellEnd"/>
-      <w:r>
-        <w:t>(</w:t>
-      </w:r>
-      <w:proofErr w:type="spellStart"/>
-      <w:r>
-        <w:t>i</w:t>
-      </w:r>
-      <w:proofErr w:type="spellEnd"/>
-      <w:proofErr w:type="gramStart"/>
-      <w:r>
-        <w:t>);</w:t>
-      </w:r>
-      <w:proofErr w:type="gramEnd"/>
-    </w:p>
-    <w:p>
-      <w:r>
-        <w:lastRenderedPageBreak/>
-        <w:t>}</w:t>
-      </w:r>
-    </w:p>
+    <w:p/>
+    <w:p/>
     <w:p>
       <w:r>
         <w:pict w14:anchorId="1602BB03">
@@ -20076,11 +20119,60 @@
           <w:bCs/>
         </w:rPr>
       </w:pPr>
-      <w:r>
-        <w:rPr>
-          <w:b/>
-          <w:bCs/>
-        </w:rPr>
+    </w:p>
+    <w:p>
+      <w:pPr>
+        <w:rPr>
+          <w:b/>
+          <w:bCs/>
+        </w:rPr>
+      </w:pPr>
+    </w:p>
+    <w:p>
+      <w:pPr>
+        <w:rPr>
+          <w:b/>
+          <w:bCs/>
+        </w:rPr>
+      </w:pPr>
+    </w:p>
+    <w:p>
+      <w:pPr>
+        <w:rPr>
+          <w:b/>
+          <w:bCs/>
+        </w:rPr>
+      </w:pPr>
+    </w:p>
+    <w:p>
+      <w:pPr>
+        <w:rPr>
+          <w:b/>
+          <w:bCs/>
+        </w:rPr>
+      </w:pPr>
+    </w:p>
+    <w:p>
+      <w:pPr>
+        <w:rPr>
+          <w:b/>
+          <w:bCs/>
+        </w:rPr>
+      </w:pPr>
+    </w:p>
+    <w:p>
+      <w:pPr>
+        <w:rPr>
+          <w:b/>
+          <w:bCs/>
+        </w:rPr>
+      </w:pPr>
+      <w:r>
+        <w:rPr>
+          <w:b/>
+          <w:bCs/>
+        </w:rPr>
+        <w:lastRenderedPageBreak/>
         <w:t xml:space="preserve">Collection utilities classes </w:t>
       </w:r>
     </w:p>
@@ -20155,7 +20247,6 @@
         </w:numPr>
       </w:pPr>
       <w:r>
-        <w:lastRenderedPageBreak/>
         <w:t>To improve code readability and reliability</w:t>
       </w:r>
     </w:p>
@@ -20172,7 +20263,13 @@
         </w:numPr>
       </w:pPr>
       <w:r>
-        <w:t xml:space="preserve">Collections → works on </w:t>
+        <w:rPr>
+          <w:highlight w:val="yellow"/>
+        </w:rPr>
+        <w:t>Collections</w:t>
+      </w:r>
+      <w:r>
+        <w:t xml:space="preserve"> → works on </w:t>
       </w:r>
       <w:r>
         <w:rPr>
@@ -20190,14 +20287,27 @@
         </w:numPr>
       </w:pPr>
       <w:r>
-        <w:t xml:space="preserve">Arrays → works on </w:t>
-      </w:r>
-      <w:r>
-        <w:rPr>
-          <w:b/>
-          <w:bCs/>
-        </w:rPr>
-        <w:t>arrays</w:t>
+        <w:rPr>
+          <w:highlight w:val="yellow"/>
+        </w:rPr>
+        <w:t>Arrays</w:t>
+      </w:r>
+      <w:r>
+        <w:t xml:space="preserve"> → works on </w:t>
+      </w:r>
+      <w:r>
+        <w:rPr>
+          <w:b/>
+          <w:bCs/>
+        </w:rPr>
+        <w:t>a</w:t>
+      </w:r>
+      <w:r>
+        <w:rPr>
+          <w:b/>
+          <w:bCs/>
+        </w:rPr>
+        <w:t>rrays</w:t>
       </w:r>
     </w:p>
     <w:p>
@@ -20441,6 +20551,7 @@
         </w:numPr>
       </w:pPr>
       <w:r>
+        <w:lastRenderedPageBreak/>
         <w:t>Sorts elements in natural order</w:t>
       </w:r>
     </w:p>
@@ -20524,7 +20635,6 @@
     <w:p>
       <w:proofErr w:type="spellStart"/>
       <w:r>
-        <w:lastRenderedPageBreak/>
         <w:t>Collections.sort</w:t>
       </w:r>
       <w:proofErr w:type="spellEnd"/>
@@ -20892,6 +21002,7 @@
     <w:p>
       <w:proofErr w:type="spellStart"/>
       <w:r>
+        <w:lastRenderedPageBreak/>
         <w:t>System.out.println</w:t>
       </w:r>
       <w:proofErr w:type="spellEnd"/>
@@ -20985,7 +21096,6 @@
     <w:p>
       <w:proofErr w:type="spellStart"/>
       <w:r>
-        <w:lastRenderedPageBreak/>
         <w:t>System.out.println</w:t>
       </w:r>
       <w:proofErr w:type="spellEnd"/>
@@ -21386,6 +21496,7 @@
     </w:p>
     <w:p>
       <w:r>
+        <w:lastRenderedPageBreak/>
         <w:t xml:space="preserve">List&lt;Integer&gt; </w:t>
       </w:r>
       <w:proofErr w:type="spellStart"/>
@@ -21396,10 +21507,8 @@
       <w:r>
         <w:t xml:space="preserve"> =</w:t>
       </w:r>
-    </w:p>
-    <w:p>
-      <w:r>
-        <w:t xml:space="preserve">    </w:t>
+      <w:r>
+        <w:t xml:space="preserve"> </w:t>
       </w:r>
       <w:proofErr w:type="spellStart"/>
       <w:r>
@@ -21489,7 +21598,6 @@
     </w:p>
     <w:p>
       <w:r>
-        <w:lastRenderedPageBreak/>
         <w:t xml:space="preserve">    </w:t>
       </w:r>
       <w:proofErr w:type="spellStart"/>
@@ -21788,6 +21896,7 @@
     <w:p>
       <w:proofErr w:type="spellStart"/>
       <w:r>
+        <w:lastRenderedPageBreak/>
         <w:t>Arrays.sort</w:t>
       </w:r>
       <w:proofErr w:type="spellEnd"/>
@@ -21889,7 +21998,6 @@
     </w:p>
     <w:p>
       <w:r>
-        <w:lastRenderedPageBreak/>
         <w:t xml:space="preserve">int index = </w:t>
       </w:r>
       <w:proofErr w:type="spellStart"/>
@@ -22311,6 +22419,7 @@
     <w:p>
       <w:proofErr w:type="spellStart"/>
       <w:r>
+        <w:lastRenderedPageBreak/>
         <w:t>System.out.println</w:t>
       </w:r>
       <w:proofErr w:type="spellEnd"/>
@@ -22399,7 +22508,6 @@
     </w:p>
     <w:p>
       <w:r>
-        <w:lastRenderedPageBreak/>
         <w:t xml:space="preserve">List&lt;String&gt; </w:t>
       </w:r>
       <w:proofErr w:type="spellStart"/>
@@ -22943,6 +23051,7 @@
         </w:numPr>
       </w:pPr>
       <w:r>
+        <w:lastRenderedPageBreak/>
         <w:t>Collections works on objects, Arrays works on arrays</w:t>
       </w:r>
     </w:p>
@@ -23012,7 +23121,6 @@
     </w:p>
     <w:p>
       <w:r>
-        <w:lastRenderedPageBreak/>
         <w:pict w14:anchorId="62D59C12">
           <v:rect id="_x0000_i1164" style="width:0;height:1.5pt" o:hralign="center" o:hrstd="t" o:hr="t" fillcolor="#a0a0a0" stroked="f"/>
         </w:pict>
@@ -23533,8 +23641,14 @@
           <w:ilvl w:val="0"/>
           <w:numId w:val="146"/>
         </w:numPr>
-      </w:pPr>
-      <w:r>
+        <w:rPr>
+          <w:highlight w:val="yellow"/>
+        </w:rPr>
+      </w:pPr>
+      <w:r>
+        <w:rPr>
+          <w:highlight w:val="yellow"/>
+        </w:rPr>
         <w:t>0 → both objects are equal</w:t>
       </w:r>
     </w:p>
@@ -23544,8 +23658,14 @@
           <w:ilvl w:val="0"/>
           <w:numId w:val="146"/>
         </w:numPr>
-      </w:pPr>
-      <w:r>
+        <w:rPr>
+          <w:highlight w:val="yellow"/>
+        </w:rPr>
+      </w:pPr>
+      <w:r>
+        <w:rPr>
+          <w:highlight w:val="yellow"/>
+        </w:rPr>
         <w:t>positive → current object is greater</w:t>
       </w:r>
     </w:p>
@@ -23555,8 +23675,14 @@
           <w:ilvl w:val="0"/>
           <w:numId w:val="146"/>
         </w:numPr>
-      </w:pPr>
-      <w:r>
+        <w:rPr>
+          <w:highlight w:val="yellow"/>
+        </w:rPr>
+      </w:pPr>
+      <w:r>
+        <w:rPr>
+          <w:highlight w:val="yellow"/>
+        </w:rPr>
         <w:t>negative → current object is smaller</w:t>
       </w:r>
     </w:p>
